--- a/printables/u05/04-考前测试/U5_四上_第五单元_平行四边形和梯形_部分.docx
+++ b/printables/u05/04-考前测试/U5_四上_第五单元_平行四边形和梯形_部分.docx
@@ -4,34 +4,7 @@
   <w:body>
     <w:p>
       <w:pPr>
-        <w:jc w:val="center"/>
-      </w:pPr>
-      <w:r>
-        <w:rPr>
-          <w:rFonts w:ascii="宋体" w:hAnsi="宋体" w:eastAsia="宋体"/>
-          <w:b/>
-          <w:color w:val="1E7EB8"/>
-          <w:sz w:val="36"/>
-        </w:rPr>
-        <w:t>数学书桌 · Math Desk</w:t>
-      </w:r>
-    </w:p>
-    <w:p>
-      <w:pPr>
-        <w:jc w:val="center"/>
-      </w:pPr>
-      <w:r>
-        <w:rPr>
-          <w:rFonts w:ascii="宋体" w:hAnsi="宋体" w:eastAsia="宋体"/>
-          <w:b/>
-          <w:color w:val="0F5F8A"/>
-          <w:sz w:val="28"/>
-        </w:rPr>
-        <w:t>四上 · 第五单元·平行四边形和梯形（仅首页）</w:t>
-      </w:r>
-    </w:p>
-    <w:p>
-      <w:pPr>
+        <w:spacing w:before="0" w:after="40" w:line="240" w:lineRule="auto"/>
         <w:jc w:val="center"/>
       </w:pPr>
       <w:r>
@@ -41,18 +14,197 @@
           <w:color w:val="1E7EB8"/>
           <w:sz w:val="20"/>
         </w:rPr>
-        <w:t>部分卷 · 仅有首页扫描　|　仅第1–2页（缺第3–4页）　|　主色：天蓝</w:t>
+        <w:t>数学书桌 · Math Desk</w:t>
       </w:r>
     </w:p>
     <w:p>
+      <w:pPr>
+        <w:spacing w:before="0" w:after="40" w:line="240" w:lineRule="auto"/>
+        <w:jc w:val="center"/>
+      </w:pPr>
+      <w:r>
+        <w:rPr>
+          <w:rFonts w:ascii="宋体" w:hAnsi="宋体" w:eastAsia="宋体"/>
+          <w:b/>
+          <w:color w:val="0F5F8A"/>
+          <w:sz w:val="32"/>
+        </w:rPr>
+        <w:t>数学 · 四上 · 第五单元练习</w:t>
+      </w:r>
+    </w:p>
+    <w:p>
+      <w:pPr>
+        <w:spacing w:before="0" w:after="120" w:line="240" w:lineRule="auto"/>
+        <w:jc w:val="center"/>
+      </w:pPr>
       <w:r>
         <w:rPr>
           <w:rFonts w:ascii="宋体" w:hAnsi="宋体" w:eastAsia="宋体"/>
           <w:b w:val="0"/>
-          <w:color w:val="0F5F8A"/>
+          <w:sz w:val="22"/>
+        </w:rPr>
+        <w:t>时间：40 分钟</w:t>
+      </w:r>
+    </w:p>
+    <w:p>
+      <w:pPr>
+        <w:spacing w:before="0" w:after="200" w:line="240" w:lineRule="auto"/>
+        <w:jc w:val="center"/>
+      </w:pPr>
+      <w:r>
+        <w:rPr>
+          <w:rFonts w:ascii="宋体" w:hAnsi="宋体" w:eastAsia="宋体"/>
+          <w:b w:val="0"/>
+          <w:sz w:val="22"/>
+        </w:rPr>
+        <w:t>学校____________　四年级____班　姓名____________</w:t>
+      </w:r>
+    </w:p>
+    <w:p>
+      <w:pPr>
+        <w:spacing w:before="0" w:after="80" w:line="240" w:lineRule="auto"/>
+      </w:pPr>
+      <w:r>
+        <w:rPr>
+          <w:rFonts w:ascii="宋体" w:hAnsi="宋体" w:eastAsia="宋体"/>
+          <w:b w:val="0"/>
+          <w:color w:val="1E7EB8"/>
           <w:sz w:val="18"/>
         </w:rPr>
-        <w:t>说明：下列各页为源卷高清拆页（放大锐化），内容与 JPG/PNG 扫描一致；缺页待你补图后可再生成。答案见 answers/ 目录。</w:t>
+        <w:t>【说明】原卷扫描仅有第 1–2 页，本卷按已有内容清晰重排；图题请对照原卷示意图作答。</w:t>
+      </w:r>
+    </w:p>
+    <w:p>
+      <w:pPr>
+        <w:spacing w:before="160" w:after="120" w:line="240" w:lineRule="auto"/>
+      </w:pPr>
+      <w:r>
+        <w:rPr>
+          <w:rFonts w:ascii="宋体" w:hAnsi="宋体" w:eastAsia="宋体"/>
+          <w:b/>
+          <w:color w:val="0F5F8A"/>
+          <w:sz w:val="24"/>
+        </w:rPr>
+        <w:t>一、填空。</w:t>
+      </w:r>
+    </w:p>
+    <w:p>
+      <w:pPr>
+        <w:spacing w:before="0" w:after="80" w:line="240" w:lineRule="auto"/>
+      </w:pPr>
+      <w:r>
+        <w:rPr>
+          <w:rFonts w:ascii="宋体" w:hAnsi="宋体" w:eastAsia="宋体"/>
+          <w:b w:val="0"/>
+          <w:sz w:val="22"/>
+        </w:rPr>
+        <w:t>1. 观察五组直线（原卷图①～⑤）：互相垂直的是（　　）；互相平行的是（　　）。</w:t>
+      </w:r>
+    </w:p>
+    <w:p>
+      <w:pPr>
+        <w:spacing w:before="0" w:after="80" w:line="240" w:lineRule="auto"/>
+      </w:pPr>
+      <w:r>
+        <w:rPr>
+          <w:rFonts w:ascii="宋体" w:hAnsi="宋体" w:eastAsia="宋体"/>
+          <w:b w:val="0"/>
+          <w:sz w:val="22"/>
+        </w:rPr>
+        <w:t>2. 在梯形下面画“○”，在平行四边形下面画“△”。（长方形、正方形、菱形也属平行四边形）</w:t>
+      </w:r>
+    </w:p>
+    <w:p>
+      <w:pPr>
+        <w:spacing w:before="0" w:after="80" w:line="240" w:lineRule="auto"/>
+      </w:pPr>
+      <w:r>
+        <w:rPr>
+          <w:rFonts w:ascii="宋体" w:hAnsi="宋体" w:eastAsia="宋体"/>
+          <w:b w:val="0"/>
+          <w:sz w:val="22"/>
+        </w:rPr>
+        <w:t>3. 从直线外一点到这条直线的（　　）线段最短，它的长度叫做点到直线的（　　）。</w:t>
+      </w:r>
+    </w:p>
+    <w:p>
+      <w:pPr>
+        <w:spacing w:before="0" w:after="80" w:line="240" w:lineRule="auto"/>
+      </w:pPr>
+      <w:r>
+        <w:rPr>
+          <w:rFonts w:ascii="宋体" w:hAnsi="宋体" w:eastAsia="宋体"/>
+          <w:b w:val="0"/>
+          <w:sz w:val="22"/>
+        </w:rPr>
+        <w:t>4. 只有一组对边平行的四边形叫做（　　）。平行的一组对边分别叫做（　　）和（　　），不平行的两边叫做（　　）。</w:t>
+      </w:r>
+    </w:p>
+    <w:p>
+      <w:pPr>
+        <w:spacing w:before="0" w:after="80" w:line="240" w:lineRule="auto"/>
+      </w:pPr>
+      <w:r>
+        <w:rPr>
+          <w:rFonts w:ascii="宋体" w:hAnsi="宋体" w:eastAsia="宋体"/>
+          <w:b w:val="0"/>
+          <w:sz w:val="22"/>
+        </w:rPr>
+        <w:t>5. 梯形最多有（　　）个直角，这样的梯形叫做（　　）梯形。</w:t>
+      </w:r>
+    </w:p>
+    <w:p>
+      <w:pPr>
+        <w:spacing w:before="0" w:after="80" w:line="240" w:lineRule="auto"/>
+      </w:pPr>
+      <w:r>
+        <w:rPr>
+          <w:rFonts w:ascii="宋体" w:hAnsi="宋体" w:eastAsia="宋体"/>
+          <w:b w:val="0"/>
+          <w:sz w:val="22"/>
+        </w:rPr>
+        <w:t>6. 等腰梯形的两腰（　　），同一底上的两个底角（　　）。</w:t>
+      </w:r>
+    </w:p>
+    <w:p>
+      <w:pPr>
+        <w:spacing w:before="0" w:after="80" w:line="240" w:lineRule="auto"/>
+      </w:pPr>
+      <w:r>
+        <w:rPr>
+          <w:rFonts w:ascii="宋体" w:hAnsi="宋体" w:eastAsia="宋体"/>
+          <w:b w:val="0"/>
+          <w:sz w:val="22"/>
+        </w:rPr>
+        <w:t>7. 平行四边形的邻边分别是 15 cm 和 18 cm，它的周长是（　　）cm。</w:t>
+      </w:r>
+    </w:p>
+    <w:p>
+      <w:pPr>
+        <w:spacing w:before="0" w:after="80" w:line="240" w:lineRule="auto"/>
+      </w:pPr>
+      <w:r>
+        <w:rPr>
+          <w:rFonts w:ascii="宋体" w:hAnsi="宋体" w:eastAsia="宋体"/>
+          <w:b w:val="0"/>
+          <w:sz w:val="22"/>
+        </w:rPr>
+        <w:t>8. 如图，a∥b，d⊥a 且 d⊥b。写出互相垂直与互相平行的直线：________________。</w:t>
+      </w:r>
+    </w:p>
+    <w:p>
+      <w:pPr>
+        <w:spacing w:before="0" w:after="0" w:line="240" w:lineRule="auto"/>
+        <w:jc w:val="center"/>
+      </w:pPr>
+      <w:r>
+        <w:rPr>
+          <w:rFonts w:ascii="宋体" w:hAnsi="宋体" w:eastAsia="宋体"/>
+          <w:b w:val="0"/>
+          <w:color w:val="1E7EB8"/>
+          <w:sz w:val="16"/>
+        </w:rPr>
+        <w:t>数学 · 四上 · 第五单元（部分）　第 1 页（共 2 页）　|　清晰重排版（非扫描放大）</w:t>
       </w:r>
     </w:p>
     <w:p>
@@ -62,112 +214,193 @@
     </w:p>
     <w:p>
       <w:pPr>
+        <w:spacing w:before="160" w:after="120" w:line="240" w:lineRule="auto"/>
+      </w:pPr>
+      <w:r>
+        <w:rPr>
+          <w:rFonts w:ascii="宋体" w:hAnsi="宋体" w:eastAsia="宋体"/>
+          <w:b/>
+          <w:color w:val="0F5F8A"/>
+          <w:sz w:val="24"/>
+        </w:rPr>
+        <w:t>二、选一选。</w:t>
+      </w:r>
+    </w:p>
+    <w:p>
+      <w:pPr>
+        <w:spacing w:before="0" w:after="80" w:line="240" w:lineRule="auto"/>
+      </w:pPr>
+      <w:r>
+        <w:rPr>
+          <w:rFonts w:ascii="宋体" w:hAnsi="宋体" w:eastAsia="宋体"/>
+          <w:b w:val="0"/>
+          <w:sz w:val="22"/>
+        </w:rPr>
+        <w:t>1. 被遮挡图形露出两边平行，它不可能是（　　）。（按原卷选项）</w:t>
+      </w:r>
+    </w:p>
+    <w:p>
+      <w:pPr>
+        <w:spacing w:before="0" w:after="80" w:line="240" w:lineRule="auto"/>
+      </w:pPr>
+      <w:r>
+        <w:rPr>
+          <w:rFonts w:ascii="宋体" w:hAnsi="宋体" w:eastAsia="宋体"/>
+          <w:b w:val="0"/>
+          <w:sz w:val="22"/>
+        </w:rPr>
+        <w:t xml:space="preserve">　　① 等腰梯形　　② 平行四边形　　③ 长方形　　④ 直角梯形</w:t>
+      </w:r>
+    </w:p>
+    <w:p>
+      <w:pPr>
+        <w:spacing w:before="0" w:after="80" w:line="240" w:lineRule="auto"/>
+      </w:pPr>
+      <w:r>
+        <w:rPr>
+          <w:rFonts w:ascii="宋体" w:hAnsi="宋体" w:eastAsia="宋体"/>
+          <w:b w:val="0"/>
+          <w:sz w:val="22"/>
+        </w:rPr>
+        <w:t>2. 在等腰梯形中画一条直线，不能把它分成两个完全相同的（　　）。</w:t>
+      </w:r>
+    </w:p>
+    <w:p>
+      <w:pPr>
+        <w:spacing w:before="0" w:after="80" w:line="240" w:lineRule="auto"/>
+      </w:pPr>
+      <w:r>
+        <w:rPr>
+          <w:rFonts w:ascii="宋体" w:hAnsi="宋体" w:eastAsia="宋体"/>
+          <w:b w:val="0"/>
+          <w:sz w:val="22"/>
+        </w:rPr>
+        <w:t xml:space="preserve">　　① 梯形　　② 平行四边形　　③ 三角形　　④ 长方形</w:t>
+      </w:r>
+    </w:p>
+    <w:p>
+      <w:pPr>
+        <w:spacing w:before="0" w:after="80" w:line="240" w:lineRule="auto"/>
+      </w:pPr>
+      <w:r>
+        <w:rPr>
+          <w:rFonts w:ascii="宋体" w:hAnsi="宋体" w:eastAsia="宋体"/>
+          <w:b w:val="0"/>
+          <w:sz w:val="22"/>
+        </w:rPr>
+        <w:t>3. 两组对边分别平行的四边形是（　　）。</w:t>
+      </w:r>
+    </w:p>
+    <w:p>
+      <w:pPr>
+        <w:spacing w:before="0" w:after="80" w:line="240" w:lineRule="auto"/>
+      </w:pPr>
+      <w:r>
+        <w:rPr>
+          <w:rFonts w:ascii="宋体" w:hAnsi="宋体" w:eastAsia="宋体"/>
+          <w:b w:val="0"/>
+          <w:sz w:val="22"/>
+        </w:rPr>
+        <w:t xml:space="preserve">　　① 直角梯形　　② 平行四边形　　③ 三角形　　④ 等腰梯形</w:t>
+      </w:r>
+    </w:p>
+    <w:p>
+      <w:pPr>
+        <w:spacing w:before="0" w:after="80" w:line="240" w:lineRule="auto"/>
+      </w:pPr>
+      <w:r>
+        <w:rPr>
+          <w:rFonts w:ascii="宋体" w:hAnsi="宋体" w:eastAsia="宋体"/>
+          <w:b w:val="0"/>
+          <w:sz w:val="22"/>
+        </w:rPr>
+        <w:t>4. 用圆规比较线段 AB、CD 的长短（开口越大越长），结果是（　　）。</w:t>
+      </w:r>
+    </w:p>
+    <w:p>
+      <w:pPr>
+        <w:spacing w:before="0" w:after="80" w:line="240" w:lineRule="auto"/>
+      </w:pPr>
+      <w:r>
+        <w:rPr>
+          <w:rFonts w:ascii="宋体" w:hAnsi="宋体" w:eastAsia="宋体"/>
+          <w:b w:val="0"/>
+          <w:sz w:val="22"/>
+        </w:rPr>
+        <w:t xml:space="preserve">　　① CD＞AB　　② CD＝AB　　③ CD＜AB　　④ 无法确定</w:t>
+      </w:r>
+    </w:p>
+    <w:p>
+      <w:pPr>
+        <w:spacing w:before="0" w:after="80" w:line="240" w:lineRule="auto"/>
+      </w:pPr>
+      <w:r>
+        <w:rPr>
+          <w:rFonts w:ascii="宋体" w:hAnsi="宋体" w:eastAsia="宋体"/>
+          <w:b w:val="0"/>
+          <w:sz w:val="22"/>
+        </w:rPr>
+        <w:t>5. 梯形 ABCD 中 AD∥BC，点 D 沿直线向 A 运动直至重合，图形变化顺序是（　　）。（按原卷选项）</w:t>
+      </w:r>
+    </w:p>
+    <w:p>
+      <w:pPr>
+        <w:spacing w:before="160" w:after="120" w:line="240" w:lineRule="auto"/>
+      </w:pPr>
+      <w:r>
+        <w:rPr>
+          <w:rFonts w:ascii="宋体" w:hAnsi="宋体" w:eastAsia="宋体"/>
+          <w:b/>
+          <w:color w:val="0F5F8A"/>
+          <w:sz w:val="24"/>
+        </w:rPr>
+        <w:t>三、解决问题。</w:t>
+      </w:r>
+    </w:p>
+    <w:p>
+      <w:pPr>
+        <w:spacing w:before="0" w:after="80" w:line="240" w:lineRule="auto"/>
+      </w:pPr>
+      <w:r>
+        <w:rPr>
+          <w:rFonts w:ascii="宋体" w:hAnsi="宋体" w:eastAsia="宋体"/>
+          <w:b w:val="0"/>
+          <w:sz w:val="22"/>
+        </w:rPr>
+        <w:t>1. （1）过角内一点 P，分别向两边作垂线。</w:t>
+      </w:r>
+    </w:p>
+    <w:p>
+      <w:pPr>
+        <w:spacing w:before="0" w:after="80" w:line="240" w:lineRule="auto"/>
+      </w:pPr>
+      <w:r>
+        <w:rPr>
+          <w:rFonts w:ascii="宋体" w:hAnsi="宋体" w:eastAsia="宋体"/>
+          <w:b w:val="0"/>
+          <w:sz w:val="22"/>
+        </w:rPr>
+        <w:t xml:space="preserve">　　（2）过直线 l 上方点 A、下方点 B，分别作 l 的垂线。这两条垂线的位置关系是（　　）。</w:t>
+      </w:r>
+    </w:p>
+    <w:p>
+      <w:pPr>
+        <w:spacing w:before="0" w:after="0" w:line="240" w:lineRule="auto"/>
         <w:jc w:val="center"/>
       </w:pPr>
       <w:r>
         <w:rPr>
           <w:rFonts w:ascii="宋体" w:hAnsi="宋体" w:eastAsia="宋体"/>
-          <w:b/>
+          <w:b w:val="0"/>
           <w:color w:val="1E7EB8"/>
-          <w:sz w:val="20"/>
+          <w:sz w:val="16"/>
         </w:rPr>
-        <w:t>数学书桌 · Math Desk　·　第五单元·平行四边形和梯形（仅首页）　·　第 1 页</w:t>
-      </w:r>
-    </w:p>
-    <w:p>
-      <w:r>
-        <w:drawing>
-          <wp:inline xmlns:a="http://schemas.openxmlformats.org/drawingml/2006/main" xmlns:pic="http://schemas.openxmlformats.org/drawingml/2006/picture">
-            <wp:extent cx="6696000" cy="9467939"/>
-            <wp:docPr id="1" name="Picture 1"/>
-            <wp:cNvGraphicFramePr>
-              <a:graphicFrameLocks noChangeAspect="1"/>
-            </wp:cNvGraphicFramePr>
-            <a:graphic>
-              <a:graphicData uri="http://schemas.openxmlformats.org/drawingml/2006/picture">
-                <pic:pic>
-                  <pic:nvPicPr>
-                    <pic:cNvPr id="0" name="u05-p01.png"/>
-                    <pic:cNvPicPr/>
-                  </pic:nvPicPr>
-                  <pic:blipFill>
-                    <a:blip r:embed="rId9"/>
-                    <a:stretch>
-                      <a:fillRect/>
-                    </a:stretch>
-                  </pic:blipFill>
-                  <pic:spPr>
-                    <a:xfrm>
-                      <a:off x="0" y="0"/>
-                      <a:ext cx="6696000" cy="9467939"/>
-                    </a:xfrm>
-                    <a:prstGeom prst="rect"/>
-                  </pic:spPr>
-                </pic:pic>
-              </a:graphicData>
-            </a:graphic>
-          </wp:inline>
-        </w:drawing>
-      </w:r>
-    </w:p>
-    <w:p>
-      <w:r>
-        <w:br w:type="page"/>
-      </w:r>
-    </w:p>
-    <w:p>
-      <w:pPr>
-        <w:jc w:val="center"/>
-      </w:pPr>
-      <w:r>
-        <w:rPr>
-          <w:rFonts w:ascii="宋体" w:hAnsi="宋体" w:eastAsia="宋体"/>
-          <w:b/>
-          <w:color w:val="1E7EB8"/>
-          <w:sz w:val="20"/>
-        </w:rPr>
-        <w:t>数学书桌 · Math Desk　·　第五单元·平行四边形和梯形（仅首页）　·　第 2 页</w:t>
-      </w:r>
-    </w:p>
-    <w:p>
-      <w:r>
-        <w:drawing>
-          <wp:inline xmlns:a="http://schemas.openxmlformats.org/drawingml/2006/main" xmlns:pic="http://schemas.openxmlformats.org/drawingml/2006/picture">
-            <wp:extent cx="6696000" cy="9451837"/>
-            <wp:docPr id="2" name="Picture 2"/>
-            <wp:cNvGraphicFramePr>
-              <a:graphicFrameLocks noChangeAspect="1"/>
-            </wp:cNvGraphicFramePr>
-            <a:graphic>
-              <a:graphicData uri="http://schemas.openxmlformats.org/drawingml/2006/picture">
-                <pic:pic>
-                  <pic:nvPicPr>
-                    <pic:cNvPr id="0" name="u05-p02.png"/>
-                    <pic:cNvPicPr/>
-                  </pic:nvPicPr>
-                  <pic:blipFill>
-                    <a:blip r:embed="rId10"/>
-                    <a:stretch>
-                      <a:fillRect/>
-                    </a:stretch>
-                  </pic:blipFill>
-                  <pic:spPr>
-                    <a:xfrm>
-                      <a:off x="0" y="0"/>
-                      <a:ext cx="6696000" cy="9451837"/>
-                    </a:xfrm>
-                    <a:prstGeom prst="rect"/>
-                  </pic:spPr>
-                </pic:pic>
-              </a:graphicData>
-            </a:graphic>
-          </wp:inline>
-        </w:drawing>
+        <w:t>数学 · 四上 · 第五单元（部分）　第 2 页（共 2 页）　|　清晰重排版（非扫描放大）</w:t>
       </w:r>
     </w:p>
     <w:sectPr>
       <w:pgSz w:w="11906" w:h="16838"/>
-      <w:pgMar w:top="567" w:right="680" w:bottom="567" w:left="680" w:header="720" w:footer="720" w:gutter="0"/>
+      <w:pgMar w:top="794" w:right="907" w:bottom="794" w:left="907" w:header="720" w:footer="720" w:gutter="0"/>
       <w:cols w:space="720"/>
       <w:docGrid w:linePitch="360"/>
     </w:sectPr>
@@ -538,6 +771,10 @@
     <w:name w:val="Normal"/>
     <w:qFormat/>
     <w:rsid w:val="00FC693F"/>
+    <w:rPr>
+      <w:rFonts w:ascii="宋体" w:hAnsi="宋体" w:eastAsia="宋体"/>
+      <w:sz w:val="22"/>
+    </w:rPr>
   </w:style>
   <w:style w:type="paragraph" w:styleId="Header">
     <w:name w:val="header"/>

--- a/printables/u05/04-考前测试/U5_四上_第五单元_平行四边形和梯形_部分.docx
+++ b/printables/u05/04-考前测试/U5_四上_第五单元_平行四边形和梯形_部分.docx
@@ -71,7 +71,7 @@
           <w:color w:val="1E7EB8"/>
           <w:sz w:val="18"/>
         </w:rPr>
-        <w:t>【说明】原卷扫描仅有第 1–2 页，本卷按已有内容清晰重排；图题请对照原卷示意图作答。</w:t>
+        <w:t>【说明】原卷扫描仅有第 1–2 页，本卷按已有内容清晰重排；图题已用高清示意图补全。</w:t>
       </w:r>
     </w:p>
     <w:p>
@@ -98,7 +98,47 @@
           <w:b w:val="0"/>
           <w:sz w:val="22"/>
         </w:rPr>
-        <w:t>1. 观察五组直线（原卷图①～⑤）：互相垂直的是（　　）；互相平行的是（　　）。</w:t>
+        <w:t>1. 观察下面各图，互相垂直的是（　　），互相平行的是（　　）。</w:t>
+      </w:r>
+    </w:p>
+    <w:p>
+      <w:pPr>
+        <w:spacing w:after="120"/>
+        <w:jc w:val="center"/>
+      </w:pPr>
+      <w:r>
+        <w:drawing>
+          <wp:inline xmlns:a="http://schemas.openxmlformats.org/drawingml/2006/main" xmlns:pic="http://schemas.openxmlformats.org/drawingml/2006/picture">
+            <wp:extent cx="5760000" cy="1728000"/>
+            <wp:docPr id="1" name="Picture 1"/>
+            <wp:cNvGraphicFramePr>
+              <a:graphicFrameLocks noChangeAspect="1"/>
+            </wp:cNvGraphicFramePr>
+            <a:graphic>
+              <a:graphicData uri="http://schemas.openxmlformats.org/drawingml/2006/picture">
+                <pic:pic>
+                  <pic:nvPicPr>
+                    <pic:cNvPr id="0" name="u5_lines_exact.jpg"/>
+                    <pic:cNvPicPr/>
+                  </pic:nvPicPr>
+                  <pic:blipFill>
+                    <a:blip r:embed="rId9"/>
+                    <a:stretch>
+                      <a:fillRect/>
+                    </a:stretch>
+                  </pic:blipFill>
+                  <pic:spPr>
+                    <a:xfrm>
+                      <a:off x="0" y="0"/>
+                      <a:ext cx="5760000" cy="1728000"/>
+                    </a:xfrm>
+                    <a:prstGeom prst="rect"/>
+                  </pic:spPr>
+                </pic:pic>
+              </a:graphicData>
+            </a:graphic>
+          </wp:inline>
+        </w:drawing>
       </w:r>
     </w:p>
     <w:p>
@@ -111,7 +151,47 @@
           <w:b w:val="0"/>
           <w:sz w:val="22"/>
         </w:rPr>
-        <w:t>2. 在梯形下面画“○”，在平行四边形下面画“△”。（长方形、正方形、菱形也属平行四边形）</w:t>
+        <w:t>2. 在梯形下面的括号里画“○”，在平行四边形下面的括号里画“△”。</w:t>
+      </w:r>
+    </w:p>
+    <w:p>
+      <w:pPr>
+        <w:spacing w:after="120"/>
+        <w:jc w:val="center"/>
+      </w:pPr>
+      <w:r>
+        <w:drawing>
+          <wp:inline xmlns:a="http://schemas.openxmlformats.org/drawingml/2006/main" xmlns:pic="http://schemas.openxmlformats.org/drawingml/2006/picture">
+            <wp:extent cx="5760000" cy="2880000"/>
+            <wp:docPr id="2" name="Picture 2"/>
+            <wp:cNvGraphicFramePr>
+              <a:graphicFrameLocks noChangeAspect="1"/>
+            </wp:cNvGraphicFramePr>
+            <a:graphic>
+              <a:graphicData uri="http://schemas.openxmlformats.org/drawingml/2006/picture">
+                <pic:pic>
+                  <pic:nvPicPr>
+                    <pic:cNvPr id="0" name="u5_shapes_exact.jpg"/>
+                    <pic:cNvPicPr/>
+                  </pic:nvPicPr>
+                  <pic:blipFill>
+                    <a:blip r:embed="rId10"/>
+                    <a:stretch>
+                      <a:fillRect/>
+                    </a:stretch>
+                  </pic:blipFill>
+                  <pic:spPr>
+                    <a:xfrm>
+                      <a:off x="0" y="0"/>
+                      <a:ext cx="5760000" cy="2880000"/>
+                    </a:xfrm>
+                    <a:prstGeom prst="rect"/>
+                  </pic:spPr>
+                </pic:pic>
+              </a:graphicData>
+            </a:graphic>
+          </wp:inline>
+        </w:drawing>
       </w:r>
     </w:p>
     <w:p>
@@ -189,7 +269,47 @@
           <w:b w:val="0"/>
           <w:sz w:val="22"/>
         </w:rPr>
-        <w:t>8. 如图，a∥b，d⊥a 且 d⊥b。写出互相垂直与互相平行的直线：________________。</w:t>
+        <w:t>8. 如图，写出互相垂直与互相平行的直线。</w:t>
+      </w:r>
+    </w:p>
+    <w:p>
+      <w:pPr>
+        <w:spacing w:after="120"/>
+        <w:jc w:val="center"/>
+      </w:pPr>
+      <w:r>
+        <w:drawing>
+          <wp:inline xmlns:a="http://schemas.openxmlformats.org/drawingml/2006/main" xmlns:pic="http://schemas.openxmlformats.org/drawingml/2006/picture">
+            <wp:extent cx="4320000" cy="2430000"/>
+            <wp:docPr id="3" name="Picture 3"/>
+            <wp:cNvGraphicFramePr>
+              <a:graphicFrameLocks noChangeAspect="1"/>
+            </wp:cNvGraphicFramePr>
+            <a:graphic>
+              <a:graphicData uri="http://schemas.openxmlformats.org/drawingml/2006/picture">
+                <pic:pic>
+                  <pic:nvPicPr>
+                    <pic:cNvPr id="0" name="u5_abcd_hd.jpg"/>
+                    <pic:cNvPicPr/>
+                  </pic:nvPicPr>
+                  <pic:blipFill>
+                    <a:blip r:embed="rId11"/>
+                    <a:stretch>
+                      <a:fillRect/>
+                    </a:stretch>
+                  </pic:blipFill>
+                  <pic:spPr>
+                    <a:xfrm>
+                      <a:off x="0" y="0"/>
+                      <a:ext cx="4320000" cy="2430000"/>
+                    </a:xfrm>
+                    <a:prstGeom prst="rect"/>
+                  </pic:spPr>
+                </pic:pic>
+              </a:graphicData>
+            </a:graphic>
+          </wp:inline>
+        </w:drawing>
       </w:r>
     </w:p>
     <w:p>
@@ -236,7 +356,47 @@
           <w:b w:val="0"/>
           <w:sz w:val="22"/>
         </w:rPr>
-        <w:t>1. 被遮挡图形露出两边平行，它不可能是（　　）。（按原卷选项）</w:t>
+        <w:t>1. 被遮挡图形露出两边平行，它不可能是（　　）。</w:t>
+      </w:r>
+    </w:p>
+    <w:p>
+      <w:pPr>
+        <w:spacing w:after="120"/>
+        <w:jc w:val="center"/>
+      </w:pPr>
+      <w:r>
+        <w:drawing>
+          <wp:inline xmlns:a="http://schemas.openxmlformats.org/drawingml/2006/main" xmlns:pic="http://schemas.openxmlformats.org/drawingml/2006/picture">
+            <wp:extent cx="3600000" cy="2700000"/>
+            <wp:docPr id="4" name="Picture 4"/>
+            <wp:cNvGraphicFramePr>
+              <a:graphicFrameLocks noChangeAspect="1"/>
+            </wp:cNvGraphicFramePr>
+            <a:graphic>
+              <a:graphicData uri="http://schemas.openxmlformats.org/drawingml/2006/picture">
+                <pic:pic>
+                  <pic:nvPicPr>
+                    <pic:cNvPr id="0" name="u5_obscured_hd.jpg"/>
+                    <pic:cNvPicPr/>
+                  </pic:nvPicPr>
+                  <pic:blipFill>
+                    <a:blip r:embed="rId12"/>
+                    <a:stretch>
+                      <a:fillRect/>
+                    </a:stretch>
+                  </pic:blipFill>
+                  <pic:spPr>
+                    <a:xfrm>
+                      <a:off x="0" y="0"/>
+                      <a:ext cx="3600000" cy="2700000"/>
+                    </a:xfrm>
+                    <a:prstGeom prst="rect"/>
+                  </pic:spPr>
+                </pic:pic>
+              </a:graphicData>
+            </a:graphic>
+          </wp:inline>
+        </w:drawing>
       </w:r>
     </w:p>
     <w:p>

--- a/printables/u05/04-考前测试/U5_四上_第五单元_平行四边形和梯形_部分.docx
+++ b/printables/u05/04-考前测试/U5_四上_第五单元_平行四边形和梯形_部分.docx
@@ -479,6 +479,46 @@
     </w:p>
     <w:p>
       <w:pPr>
+        <w:spacing w:after="120"/>
+        <w:jc w:val="center"/>
+      </w:pPr>
+      <w:r>
+        <w:drawing>
+          <wp:inline xmlns:a="http://schemas.openxmlformats.org/drawingml/2006/main" xmlns:pic="http://schemas.openxmlformats.org/drawingml/2006/picture">
+            <wp:extent cx="4680000" cy="1965600"/>
+            <wp:docPr id="5" name="Picture 5"/>
+            <wp:cNvGraphicFramePr>
+              <a:graphicFrameLocks noChangeAspect="1"/>
+            </wp:cNvGraphicFramePr>
+            <a:graphic>
+              <a:graphicData uri="http://schemas.openxmlformats.org/drawingml/2006/picture">
+                <pic:pic>
+                  <pic:nvPicPr>
+                    <pic:cNvPr id="0" name="u5_compass_exact.jpg"/>
+                    <pic:cNvPicPr/>
+                  </pic:nvPicPr>
+                  <pic:blipFill>
+                    <a:blip r:embed="rId13"/>
+                    <a:stretch>
+                      <a:fillRect/>
+                    </a:stretch>
+                  </pic:blipFill>
+                  <pic:spPr>
+                    <a:xfrm>
+                      <a:off x="0" y="0"/>
+                      <a:ext cx="4680000" cy="1965600"/>
+                    </a:xfrm>
+                    <a:prstGeom prst="rect"/>
+                  </pic:spPr>
+                </pic:pic>
+              </a:graphicData>
+            </a:graphic>
+          </wp:inline>
+        </w:drawing>
+      </w:r>
+    </w:p>
+    <w:p>
+      <w:pPr>
         <w:spacing w:before="0" w:after="80" w:line="240" w:lineRule="auto"/>
       </w:pPr>
       <w:r>
@@ -500,7 +540,73 @@
           <w:b w:val="0"/>
           <w:sz w:val="22"/>
         </w:rPr>
-        <w:t>5. 梯形 ABCD 中 AD∥BC，点 D 沿直线向 A 运动直至重合，图形变化顺序是（　　）。（按原卷选项）</w:t>
+        <w:t>5. 如图，梯形 ABCD 中 AD∥BC，点 D 沿直线向 A 运动直至重合，图形变化顺序是（　　）。</w:t>
+      </w:r>
+    </w:p>
+    <w:p>
+      <w:pPr>
+        <w:spacing w:after="120"/>
+        <w:jc w:val="center"/>
+      </w:pPr>
+      <w:r>
+        <w:drawing>
+          <wp:inline xmlns:a="http://schemas.openxmlformats.org/drawingml/2006/main" xmlns:pic="http://schemas.openxmlformats.org/drawingml/2006/picture">
+            <wp:extent cx="3960000" cy="1848000"/>
+            <wp:docPr id="6" name="Picture 6"/>
+            <wp:cNvGraphicFramePr>
+              <a:graphicFrameLocks noChangeAspect="1"/>
+            </wp:cNvGraphicFramePr>
+            <a:graphic>
+              <a:graphicData uri="http://schemas.openxmlformats.org/drawingml/2006/picture">
+                <pic:pic>
+                  <pic:nvPicPr>
+                    <pic:cNvPr id="0" name="u5_trap_motion_exact.jpg"/>
+                    <pic:cNvPicPr/>
+                  </pic:nvPicPr>
+                  <pic:blipFill>
+                    <a:blip r:embed="rId14"/>
+                    <a:stretch>
+                      <a:fillRect/>
+                    </a:stretch>
+                  </pic:blipFill>
+                  <pic:spPr>
+                    <a:xfrm>
+                      <a:off x="0" y="0"/>
+                      <a:ext cx="3960000" cy="1848000"/>
+                    </a:xfrm>
+                    <a:prstGeom prst="rect"/>
+                  </pic:spPr>
+                </pic:pic>
+              </a:graphicData>
+            </a:graphic>
+          </wp:inline>
+        </w:drawing>
+      </w:r>
+    </w:p>
+    <w:p>
+      <w:pPr>
+        <w:spacing w:before="0" w:after="80" w:line="240" w:lineRule="auto"/>
+      </w:pPr>
+      <w:r>
+        <w:rPr>
+          <w:rFonts w:ascii="宋体" w:hAnsi="宋体" w:eastAsia="宋体"/>
+          <w:b w:val="0"/>
+          <w:sz w:val="22"/>
+        </w:rPr>
+        <w:t xml:space="preserve">　　① 梯形→平行四边形→梯形　　② 梯形→平行四边形→三角形</w:t>
+      </w:r>
+    </w:p>
+    <w:p>
+      <w:pPr>
+        <w:spacing w:before="0" w:after="80" w:line="240" w:lineRule="auto"/>
+      </w:pPr>
+      <w:r>
+        <w:rPr>
+          <w:rFonts w:ascii="宋体" w:hAnsi="宋体" w:eastAsia="宋体"/>
+          <w:b w:val="0"/>
+          <w:sz w:val="22"/>
+        </w:rPr>
+        <w:t xml:space="preserve">　　③ 梯形→三角形→平行四边形→梯形　　④ 梯形→平行四边形→梯形→三角形</w:t>
       </w:r>
     </w:p>
     <w:p>
@@ -532,6 +638,46 @@
     </w:p>
     <w:p>
       <w:pPr>
+        <w:spacing w:after="120"/>
+        <w:jc w:val="center"/>
+      </w:pPr>
+      <w:r>
+        <w:drawing>
+          <wp:inline xmlns:a="http://schemas.openxmlformats.org/drawingml/2006/main" xmlns:pic="http://schemas.openxmlformats.org/drawingml/2006/picture">
+            <wp:extent cx="3600000" cy="2160000"/>
+            <wp:docPr id="7" name="Picture 7"/>
+            <wp:cNvGraphicFramePr>
+              <a:graphicFrameLocks noChangeAspect="1"/>
+            </wp:cNvGraphicFramePr>
+            <a:graphic>
+              <a:graphicData uri="http://schemas.openxmlformats.org/drawingml/2006/picture">
+                <pic:pic>
+                  <pic:nvPicPr>
+                    <pic:cNvPr id="0" name="u5_angle_P_exact.jpg"/>
+                    <pic:cNvPicPr/>
+                  </pic:nvPicPr>
+                  <pic:blipFill>
+                    <a:blip r:embed="rId15"/>
+                    <a:stretch>
+                      <a:fillRect/>
+                    </a:stretch>
+                  </pic:blipFill>
+                  <pic:spPr>
+                    <a:xfrm>
+                      <a:off x="0" y="0"/>
+                      <a:ext cx="3600000" cy="2160000"/>
+                    </a:xfrm>
+                    <a:prstGeom prst="rect"/>
+                  </pic:spPr>
+                </pic:pic>
+              </a:graphicData>
+            </a:graphic>
+          </wp:inline>
+        </w:drawing>
+      </w:r>
+    </w:p>
+    <w:p>
+      <w:pPr>
         <w:spacing w:before="0" w:after="80" w:line="240" w:lineRule="auto"/>
       </w:pPr>
       <w:r>
@@ -541,6 +687,46 @@
           <w:sz w:val="22"/>
         </w:rPr>
         <w:t xml:space="preserve">　　（2）过直线 l 上方点 A、下方点 B，分别作 l 的垂线。这两条垂线的位置关系是（　　）。</w:t>
+      </w:r>
+    </w:p>
+    <w:p>
+      <w:pPr>
+        <w:spacing w:after="120"/>
+        <w:jc w:val="center"/>
+      </w:pPr>
+      <w:r>
+        <w:drawing>
+          <wp:inline xmlns:a="http://schemas.openxmlformats.org/drawingml/2006/main" xmlns:pic="http://schemas.openxmlformats.org/drawingml/2006/picture">
+            <wp:extent cx="4320000" cy="1728000"/>
+            <wp:docPr id="8" name="Picture 8"/>
+            <wp:cNvGraphicFramePr>
+              <a:graphicFrameLocks noChangeAspect="1"/>
+            </wp:cNvGraphicFramePr>
+            <a:graphic>
+              <a:graphicData uri="http://schemas.openxmlformats.org/drawingml/2006/picture">
+                <pic:pic>
+                  <pic:nvPicPr>
+                    <pic:cNvPr id="0" name="u5_line_AB_exact.jpg"/>
+                    <pic:cNvPicPr/>
+                  </pic:nvPicPr>
+                  <pic:blipFill>
+                    <a:blip r:embed="rId16"/>
+                    <a:stretch>
+                      <a:fillRect/>
+                    </a:stretch>
+                  </pic:blipFill>
+                  <pic:spPr>
+                    <a:xfrm>
+                      <a:off x="0" y="0"/>
+                      <a:ext cx="4320000" cy="1728000"/>
+                    </a:xfrm>
+                    <a:prstGeom prst="rect"/>
+                  </pic:spPr>
+                </pic:pic>
+              </a:graphicData>
+            </a:graphic>
+          </wp:inline>
+        </w:drawing>
       </w:r>
     </w:p>
     <w:p>

--- a/printables/u05/04-考前测试/U5_四上_第五单元_平行四边形和梯形_部分.docx
+++ b/printables/u05/04-考前测试/U5_四上_第五单元_平行四边形和梯形_部分.docx
@@ -280,7 +280,7 @@
       <w:r>
         <w:drawing>
           <wp:inline xmlns:a="http://schemas.openxmlformats.org/drawingml/2006/main" xmlns:pic="http://schemas.openxmlformats.org/drawingml/2006/picture">
-            <wp:extent cx="4320000" cy="2430000"/>
+            <wp:extent cx="4320000" cy="2496000"/>
             <wp:docPr id="3" name="Picture 3"/>
             <wp:cNvGraphicFramePr>
               <a:graphicFrameLocks noChangeAspect="1"/>
@@ -289,7 +289,7 @@
               <a:graphicData uri="http://schemas.openxmlformats.org/drawingml/2006/picture">
                 <pic:pic>
                   <pic:nvPicPr>
-                    <pic:cNvPr id="0" name="u5_abcd_hd.jpg"/>
+                    <pic:cNvPr id="0" name="u5_abcd_exact.jpg"/>
                     <pic:cNvPicPr/>
                   </pic:nvPicPr>
                   <pic:blipFill>
@@ -301,7 +301,7 @@
                   <pic:spPr>
                     <a:xfrm>
                       <a:off x="0" y="0"/>
-                      <a:ext cx="4320000" cy="2430000"/>
+                      <a:ext cx="4320000" cy="2496000"/>
                     </a:xfrm>
                     <a:prstGeom prst="rect"/>
                   </pic:spPr>
@@ -367,7 +367,7 @@
       <w:r>
         <w:drawing>
           <wp:inline xmlns:a="http://schemas.openxmlformats.org/drawingml/2006/main" xmlns:pic="http://schemas.openxmlformats.org/drawingml/2006/picture">
-            <wp:extent cx="3600000" cy="2700000"/>
+            <wp:extent cx="3240000" cy="1573714"/>
             <wp:docPr id="4" name="Picture 4"/>
             <wp:cNvGraphicFramePr>
               <a:graphicFrameLocks noChangeAspect="1"/>
@@ -376,7 +376,7 @@
               <a:graphicData uri="http://schemas.openxmlformats.org/drawingml/2006/picture">
                 <pic:pic>
                   <pic:nvPicPr>
-                    <pic:cNvPr id="0" name="u5_obscured_hd.jpg"/>
+                    <pic:cNvPr id="0" name="u5_obscured_exact.jpg"/>
                     <pic:cNvPicPr/>
                   </pic:nvPicPr>
                   <pic:blipFill>
@@ -388,7 +388,7 @@
                   <pic:spPr>
                     <a:xfrm>
                       <a:off x="0" y="0"/>
-                      <a:ext cx="3600000" cy="2700000"/>
+                      <a:ext cx="3240000" cy="1573714"/>
                     </a:xfrm>
                     <a:prstGeom prst="rect"/>
                   </pic:spPr>
